--- a/word_reports/LP_0068_위치_143_Barbra Streisand_New Gold.docx
+++ b/word_reports/LP_0068_위치_143_Barbra Streisand_New Gold.docx
@@ -4,7 +4,7 @@
   <w:body>
     <w:p>
       <w:pPr>
-        <w:spacing w:after="280"/>
+        <w:spacing w:after="80"/>
       </w:pPr>
       <w:r>
         <w:rPr w:rFonts="맑은 고딕">
@@ -13,94 +13,47 @@
           <w:color w:val="1E3A8A"/>
           <w:sz w:val="30"/>
         </w:rPr>
-        <w:t>[143] Barbra Streisand - New Gold Disc</w:t>
+        <w:t>Barbra Streisand (바브라 스트라이샌드) - New Gold Disc</w:t>
       </w:r>
     </w:p>
     <w:p>
       <w:pPr>
-        <w:spacing w:after="320"/>
+        <w:spacing w:after="240"/>
       </w:pPr>
       <w:r>
         <w:rPr w:rFonts="맑은 고딕">
           <w:rFonts w:ascii="맑은 고딕" w:hAnsi="맑은 고딕" w:eastAsia="맑은 고딕"/>
           <w:b/>
-          <w:sz w:val="20"/>
+          <w:color w:val="4B5563"/>
+          <w:sz w:val="22"/>
         </w:rPr>
-        <w:t>■ 위치 : 143</w:t>
-        <w:br/>
-      </w:r>
-      <w:r>
-        <w:rPr w:rFonts="맑은 고딕">
-          <w:rFonts w:ascii="맑은 고딕" w:hAnsi="맑은 고딕" w:eastAsia="맑은 고딕"/>
-          <w:b/>
-          <w:sz w:val="20"/>
-        </w:rPr>
-        <w:t>■ 아티스트 : Barbra Streisand</w:t>
-        <w:br/>
-      </w:r>
-      <w:r>
-        <w:rPr w:rFonts="맑은 고딕">
-          <w:rFonts w:ascii="맑은 고딕" w:hAnsi="맑은 고딕" w:eastAsia="맑은 고딕"/>
-          <w:b/>
-          <w:sz w:val="20"/>
-        </w:rPr>
-        <w:t>■ 앨범명 : New Gold Disc</w:t>
-        <w:br/>
-      </w:r>
-      <w:r>
-        <w:rPr w:rFonts="맑은 고딕">
-          <w:rFonts w:ascii="맑은 고딕" w:hAnsi="맑은 고딕" w:eastAsia="맑은 고딕"/>
-          <w:b w:val="0"/>
-          <w:sz w:val="20"/>
-        </w:rPr>
-        <w:t>■ 음반 레이블 : CBS / Sony</w:t>
-        <w:br/>
-      </w:r>
-      <w:r>
-        <w:rPr w:rFonts="맑은 고딕">
-          <w:rFonts w:ascii="맑은 고딕" w:hAnsi="맑은 고딕" w:eastAsia="맑은 고딕"/>
-          <w:b w:val="0"/>
-          <w:sz w:val="20"/>
-        </w:rPr>
-        <w:t>■ 발매년도 : 1972</w:t>
-        <w:br/>
-      </w:r>
-      <w:r>
-        <w:rPr w:rFonts="맑은 고딕">
-          <w:rFonts w:ascii="맑은 고딕" w:hAnsi="맑은 고딕" w:eastAsia="맑은 고딕"/>
-          <w:b w:val="0"/>
-          <w:sz w:val="20"/>
-        </w:rPr>
-        <w:t>■ 장르 : 보컬 팝 (Vocal Pop), 트래디셔널 팝 (Traditional Pop), 스테이지 &amp; 스크린 (Stage &amp; Screen)</w:t>
-        <w:br/>
-      </w:r>
-      <w:r>
-        <w:rPr w:rFonts="맑은 고딕">
-          <w:rFonts w:ascii="맑은 고딕" w:hAnsi="맑은 고딕" w:eastAsia="맑은 고딕"/>
-          <w:b w:val="0"/>
-          <w:sz w:val="20"/>
-        </w:rPr>
-        <w:t>■ 주요 수록곡 : - People</w:t>
-        <w:br/>
+        <w:t>위치 :  143</w:t>
       </w:r>
     </w:p>
     <w:p>
       <w:pPr>
-        <w:spacing w:after="160"/>
+        <w:spacing w:line="324" w:lineRule="auto" w:before="80" w:after="160"/>
       </w:pPr>
       <w:r>
         <w:rPr w:rFonts="맑은 고딕">
           <w:rFonts w:ascii="맑은 고딕" w:hAnsi="맑은 고딕" w:eastAsia="맑은 고딕"/>
           <w:b/>
           <w:color w:val="1F2937"/>
-          <w:sz w:val="24"/>
+          <w:sz w:val="22"/>
         </w:rPr>
-        <w:t>■ 음반 해설 및 감상 가이드</w:t>
+        <w:t xml:space="preserve">[음반 소개] </w:t>
+      </w:r>
+      <w:r>
+        <w:rPr w:rFonts="맑은 고딕">
+          <w:rFonts w:ascii="맑은 고딕" w:hAnsi="맑은 고딕" w:eastAsia="맑은 고딕"/>
+          <w:b w:val="0"/>
+          <w:sz w:val="21"/>
+        </w:rPr>
       </w:r>
     </w:p>
     <w:p>
       <w:pPr>
-        <w:spacing w:line="312" w:lineRule="auto" w:after="120"/>
+        <w:spacing w:line="324" w:lineRule="auto" w:after="120"/>
       </w:pPr>
       <w:r>
         <w:rPr w:rFonts="맑은 고딕">
@@ -108,51 +61,516 @@
           <w:b w:val="0"/>
           <w:sz w:val="21"/>
         </w:rPr>
-        <w:t>바브라 스트라이샌드(Barbra Streisand)는 브로드웨이 뮤지컬, 영화, 그리고 팝 음악계를 완벽하게 정복하며 20세기 대중문화사에 대치 불가능한 족적을 남긴 전설적인 디바입니다. 본 음반 《New Gold Disc》는 그녀의 최고 전성기 시절 음악적 결실을 고스란히 집약한 프리미엄 베스트 컴필레이션 음반으로, 당대 CBS/Sony 레이블이 자랑하던 뛰어난 음질과 정교한 선곡이 돋보여 아날로그 LP 컬렉터들 사이에서 높은 소장 가치를 인정받아 온 명반입니다.</w:t>
+        <w:t>은막과 무대를 넘나들며 인류 대중음악사에 불멸의 발자취를 남긴 디바, 바브라 스트라이샌드의 찬란한 황금기를 응축한 음반입니다. 그녀 특유의 정교한 감정선과 압도적인 가창력, 그리고 극적인 호소력으로 채워진 시대를 초월한 명곡들이 유려한 선율을 따라 고스란히 펼쳐집니다. 벨벳처럼 부드러우면서도 단단한 울림을 지닌 그녀의 보이스는 듣는 이의 마음 깊은 곳을 어루만지며 짙은 서정의 심연으로 이끕니다. 20세기 보컬 팝의 정점이자 드라마틱한 오케스트레이션이 빚어낸 궁극의 서사가 아날로그 바이닐의 숨결을 타고 찬연하게 되살아납니다.</w:t>
       </w:r>
     </w:p>
     <w:p>
       <w:pPr>
-        <w:spacing w:line="312" w:lineRule="auto" w:after="120"/>
+        <w:spacing w:line="324" w:lineRule="auto" w:before="200" w:after="80"/>
       </w:pPr>
+      <w:r>
+        <w:rPr w:rFonts="맑은 고딕">
+          <w:rFonts w:ascii="맑은 고딕" w:hAnsi="맑은 고딕" w:eastAsia="맑은 고딕"/>
+          <w:b/>
+          <w:color w:val="1E3A8A"/>
+          <w:sz w:val="24"/>
+        </w:rPr>
+        <w:t>1. 음반 데이터</w:t>
+      </w:r>
+    </w:p>
+    <w:p>
+      <w:pPr>
+        <w:spacing w:line="324" w:lineRule="auto" w:after="80"/>
+      </w:pPr>
+      <w:r>
+        <w:rPr w:rFonts="맑은 고딕">
+          <w:rFonts w:ascii="맑은 고딕" w:hAnsi="맑은 고딕" w:eastAsia="맑은 고딕"/>
+          <w:b w:val="0"/>
+          <w:color w:val="6B7280"/>
+          <w:sz w:val="21"/>
+        </w:rPr>
+        <w:t xml:space="preserve">· </w:t>
+      </w:r>
+      <w:r>
+        <w:rPr w:rFonts="맑은 고딕">
+          <w:rFonts w:ascii="맑은 고딕" w:hAnsi="맑은 고딕" w:eastAsia="맑은 고딕"/>
+          <w:b/>
+          <w:color w:val="1F2937"/>
+          <w:sz w:val="21"/>
+        </w:rPr>
+        <w:t xml:space="preserve">앨범명: </w:t>
+      </w:r>
       <w:r>
         <w:rPr w:rFonts="맑은 고딕">
           <w:rFonts w:ascii="맑은 고딕" w:hAnsi="맑은 고딕" w:eastAsia="맑은 고딕"/>
           <w:b w:val="0"/>
           <w:sz w:val="21"/>
         </w:rPr>
-        <w:t>이 음반에서 가장 빛을 발하는 요소는 단연 스트라이샌드만의 압도적인 보컬 가창력과 탁월한 감정 표현력입니다. 브로드웨이 극장 무대의 웅장한 서사성과 팝 음악의 감성적인 결을 자유롭게 넘나드는 그녀의 목소리는, 폭발적인 성량으로 좌중을 압도하는 동시에 때로는 섬세하고 완벽한 호흡으로 듣는 이의 거문고를 켜듯 깊은 울림을 전합니다. 클래식 오케스트레이션과 감각적인 팝 편곡이 완벽한 균형을 이루며 그녀의 보컬을 더욱 품격 있게 받쳐줍니다.</w:t>
+        <w:t>New Gold Disc</w:t>
       </w:r>
     </w:p>
     <w:p>
       <w:pPr>
-        <w:spacing w:line="312" w:lineRule="auto" w:after="120"/>
+        <w:spacing w:line="324" w:lineRule="auto" w:after="80"/>
       </w:pPr>
+      <w:r>
+        <w:rPr w:rFonts="맑은 고딕">
+          <w:rFonts w:ascii="맑은 고딕" w:hAnsi="맑은 고딕" w:eastAsia="맑은 고딕"/>
+          <w:b w:val="0"/>
+          <w:color w:val="6B7280"/>
+          <w:sz w:val="21"/>
+        </w:rPr>
+        <w:t xml:space="preserve">· </w:t>
+      </w:r>
+      <w:r>
+        <w:rPr w:rFonts="맑은 고딕">
+          <w:rFonts w:ascii="맑은 고딕" w:hAnsi="맑은 고딕" w:eastAsia="맑은 고딕"/>
+          <w:b/>
+          <w:color w:val="1F2937"/>
+          <w:sz w:val="21"/>
+        </w:rPr>
+        <w:t xml:space="preserve">아티스트: </w:t>
+      </w:r>
       <w:r>
         <w:rPr w:rFonts="맑은 고딕">
           <w:rFonts w:ascii="맑은 고딕" w:hAnsi="맑은 고딕" w:eastAsia="맑은 고딕"/>
           <w:b w:val="0"/>
           <w:sz w:val="21"/>
         </w:rPr>
-        <w:t>수록곡의 면면 역시 스트라이샌드의 화려한 디스코그래피를 대표하는 명곡들로 엄선되어 있습니다. 그녀를 세기의 스타 반열에 올린 뮤지컬 《패니 걸(Funny Girl)》의 상징적인 주제가 〈People〉과 드라마틱한 에너지가 스며있는 〈Don't Rain On My Parade〉는 앨범의 훌륭한 중심축을 이룹니다. 아울러 로라 니로(Laura Nyro)의 곡을 모던한 팝 감성으로 완벽히 재해석하여 빌보드 싱글 차트 상위권을 장식했던 〈Stoney End〉, 그리고 고전적인 애수와 깊은 품격이 서려 있는 〈My Man〉에 이르기까지 그녀의 다채로운 음색과 매력을 입체적으로 감상할 수 있습니다.</w:t>
+        <w:t>Barbra Streisand (바브라 스트라이샌드)</w:t>
       </w:r>
     </w:p>
     <w:p>
       <w:pPr>
-        <w:spacing w:line="312" w:lineRule="auto" w:after="120"/>
+        <w:spacing w:line="324" w:lineRule="auto" w:after="80"/>
       </w:pPr>
+      <w:r>
+        <w:rPr w:rFonts="맑은 고딕">
+          <w:rFonts w:ascii="맑은 고딕" w:hAnsi="맑은 고딕" w:eastAsia="맑은 고딕"/>
+          <w:b w:val="0"/>
+          <w:color w:val="6B7280"/>
+          <w:sz w:val="21"/>
+        </w:rPr>
+        <w:t xml:space="preserve">· </w:t>
+      </w:r>
+      <w:r>
+        <w:rPr w:rFonts="맑은 고딕">
+          <w:rFonts w:ascii="맑은 고딕" w:hAnsi="맑은 고딕" w:eastAsia="맑은 고딕"/>
+          <w:b/>
+          <w:color w:val="1F2937"/>
+          <w:sz w:val="21"/>
+        </w:rPr>
+        <w:t xml:space="preserve">발매 정보: </w:t>
+      </w:r>
       <w:r>
         <w:rPr w:rFonts="맑은 고딕">
           <w:rFonts w:ascii="맑은 고딕" w:hAnsi="맑은 고딕" w:eastAsia="맑은 고딕"/>
           <w:b w:val="0"/>
           <w:sz w:val="21"/>
         </w:rPr>
-        <w:t>아날로그 LP 특유의 풍성하고 따스한 음질로 만나보는 바브라 스트라이샌드의 《New Gold Disc》는 단순한 히트곡 모음집을 넘어, 한 시대를 풍미한 거장의 예술적 정수를 직관적으로 체험할 수 있는 귀중한 기록입니다. 정교하게 밀도 높은 오케스트라 사운드 위로 펼쳐지는 그녀의 눈부신 목소리는 음악이 줄 수 있는 가장 순수하고도 고풍스러운 감동을 선사할 것입니다.</w:t>
+        <w:t>1970년대 전성기 시절 CBS/Sony를 비롯한 유수의 오디오파일 레이블에서 그녀의 음악적 정수를 집대성하여 선보인 프리미엄 골드 디스크 베스트 셀렉션 앨범입니다.</w:t>
+      </w:r>
+    </w:p>
+    <w:p>
+      <w:pPr>
+        <w:spacing w:line="324" w:lineRule="auto" w:after="80"/>
+      </w:pPr>
+      <w:r>
+        <w:rPr w:rFonts="맑은 고딕">
+          <w:rFonts w:ascii="맑은 고딕" w:hAnsi="맑은 고딕" w:eastAsia="맑은 고딕"/>
+          <w:b w:val="0"/>
+          <w:color w:val="6B7280"/>
+          <w:sz w:val="21"/>
+        </w:rPr>
+        <w:t xml:space="preserve">· </w:t>
+      </w:r>
+      <w:r>
+        <w:rPr w:rFonts="맑은 고딕">
+          <w:rFonts w:ascii="맑은 고딕" w:hAnsi="맑은 고딕" w:eastAsia="맑은 고딕"/>
+          <w:b/>
+          <w:color w:val="1F2937"/>
+          <w:sz w:val="21"/>
+        </w:rPr>
+        <w:t xml:space="preserve">LP 인기도(판매량): </w:t>
+      </w:r>
+      <w:r>
+        <w:rPr w:rFonts="맑은 고딕">
+          <w:rFonts w:ascii="맑은 고딕" w:hAnsi="맑은 고딕" w:eastAsia="맑은 고딕"/>
+          <w:b w:val="0"/>
+          <w:sz w:val="21"/>
+        </w:rPr>
+        <w:t>발매 당시 하이파이 오디오 애호가들과 팝 컬렉터들 사이에서 필청반으로 각광받으며 꾸준한 스테디셀러를 기록하였고, 아시아 및 글로벌 시장 전역에서 품격 높은 애장반으로 큰 사랑을 받았습니다.</w:t>
+      </w:r>
+    </w:p>
+    <w:p>
+      <w:pPr>
+        <w:spacing w:line="324" w:lineRule="auto" w:after="80"/>
+      </w:pPr>
+      <w:r>
+        <w:rPr w:rFonts="맑은 고딕">
+          <w:rFonts w:ascii="맑은 고딕" w:hAnsi="맑은 고딕" w:eastAsia="맑은 고딕"/>
+          <w:b w:val="0"/>
+          <w:color w:val="6B7280"/>
+          <w:sz w:val="21"/>
+        </w:rPr>
+        <w:t xml:space="preserve">· </w:t>
+      </w:r>
+      <w:r>
+        <w:rPr w:rFonts="맑은 고딕">
+          <w:rFonts w:ascii="맑은 고딕" w:hAnsi="맑은 고딕" w:eastAsia="맑은 고딕"/>
+          <w:b/>
+          <w:color w:val="1F2937"/>
+          <w:sz w:val="21"/>
+        </w:rPr>
+        <w:t xml:space="preserve">각종 수상경력: </w:t>
+      </w:r>
+      <w:r>
+        <w:rPr w:rFonts="맑은 고딕">
+          <w:rFonts w:ascii="맑은 고딕" w:hAnsi="맑은 고딕" w:eastAsia="맑은 고딕"/>
+          <w:b w:val="0"/>
+          <w:sz w:val="21"/>
+        </w:rPr>
+        <w:t>그래미 어워드(Grammy Awards) 다수 수상 및 오스카(Oscar), 토니(Tony), 에미(Emmy)를 모두 석권한 유일무이한 EGOT 아티스트의 정통 명작들을 총망라하며 비평과 상업성 양면에서 찬사를 받았습니다.</w:t>
+      </w:r>
+    </w:p>
+    <w:p>
+      <w:pPr>
+        <w:spacing w:line="324" w:lineRule="auto" w:before="200" w:after="80"/>
+      </w:pPr>
+      <w:r>
+        <w:rPr w:rFonts="맑은 고딕">
+          <w:rFonts w:ascii="맑은 고딕" w:hAnsi="맑은 고딕" w:eastAsia="맑은 고딕"/>
+          <w:b/>
+          <w:color w:val="1E3A8A"/>
+          <w:sz w:val="24"/>
+        </w:rPr>
+        <w:t>2. 아티스트 정보</w:t>
+      </w:r>
+    </w:p>
+    <w:p>
+      <w:pPr>
+        <w:spacing w:line="324" w:lineRule="auto" w:after="80"/>
+      </w:pPr>
+      <w:r>
+        <w:rPr w:rFonts="맑은 고딕">
+          <w:rFonts w:ascii="맑은 고딕" w:hAnsi="맑은 고딕" w:eastAsia="맑은 고딕"/>
+          <w:b w:val="0"/>
+          <w:color w:val="6B7280"/>
+          <w:sz w:val="21"/>
+        </w:rPr>
+        <w:t xml:space="preserve">· </w:t>
+      </w:r>
+      <w:r>
+        <w:rPr w:rFonts="맑은 고딕">
+          <w:rFonts w:ascii="맑은 고딕" w:hAnsi="맑은 고딕" w:eastAsia="맑은 고딕"/>
+          <w:b/>
+          <w:color w:val="1F2937"/>
+          <w:sz w:val="21"/>
+        </w:rPr>
+        <w:t xml:space="preserve">국적: </w:t>
+      </w:r>
+      <w:r>
+        <w:rPr w:rFonts="맑은 고딕">
+          <w:rFonts w:ascii="맑은 고딕" w:hAnsi="맑은 고딕" w:eastAsia="맑은 고딕"/>
+          <w:b w:val="0"/>
+          <w:sz w:val="21"/>
+        </w:rPr>
+        <w:t>미국 (USA)</w:t>
+      </w:r>
+    </w:p>
+    <w:p>
+      <w:pPr>
+        <w:spacing w:line="324" w:lineRule="auto" w:after="80"/>
+      </w:pPr>
+      <w:r>
+        <w:rPr w:rFonts="맑은 고딕">
+          <w:rFonts w:ascii="맑은 고딕" w:hAnsi="맑은 고딕" w:eastAsia="맑은 고딕"/>
+          <w:b w:val="0"/>
+          <w:color w:val="6B7280"/>
+          <w:sz w:val="21"/>
+        </w:rPr>
+        <w:t xml:space="preserve">· </w:t>
+      </w:r>
+      <w:r>
+        <w:rPr w:rFonts="맑은 고딕">
+          <w:rFonts w:ascii="맑은 고딕" w:hAnsi="맑은 고딕" w:eastAsia="맑은 고딕"/>
+          <w:b/>
+          <w:color w:val="1F2937"/>
+          <w:sz w:val="21"/>
+        </w:rPr>
+        <w:t xml:space="preserve">생몰년도: </w:t>
+      </w:r>
+      <w:r>
+        <w:rPr w:rFonts="맑은 고딕">
+          <w:rFonts w:ascii="맑은 고딕" w:hAnsi="맑은 고딕" w:eastAsia="맑은 고딕"/>
+          <w:b w:val="0"/>
+          <w:sz w:val="21"/>
+        </w:rPr>
+        <w:t>1942년 4월 24일 ~ 현재</w:t>
+      </w:r>
+    </w:p>
+    <w:p>
+      <w:pPr>
+        <w:spacing w:line="324" w:lineRule="auto" w:after="80"/>
+      </w:pPr>
+      <w:r>
+        <w:rPr w:rFonts="맑은 고딕">
+          <w:rFonts w:ascii="맑은 고딕" w:hAnsi="맑은 고딕" w:eastAsia="맑은 고딕"/>
+          <w:b w:val="0"/>
+          <w:color w:val="6B7280"/>
+          <w:sz w:val="21"/>
+        </w:rPr>
+        <w:t xml:space="preserve">· </w:t>
+      </w:r>
+      <w:r>
+        <w:rPr w:rFonts="맑은 고딕">
+          <w:rFonts w:ascii="맑은 고딕" w:hAnsi="맑은 고딕" w:eastAsia="맑은 고딕"/>
+          <w:b/>
+          <w:color w:val="1F2937"/>
+          <w:sz w:val="21"/>
+        </w:rPr>
+        <w:t xml:space="preserve">그룹 소속: </w:t>
+      </w:r>
+      <w:r>
+        <w:rPr w:rFonts="맑은 고딕">
+          <w:rFonts w:ascii="맑은 고딕" w:hAnsi="맑은 고딕" w:eastAsia="맑은 고딕"/>
+          <w:b w:val="0"/>
+          <w:sz w:val="21"/>
+        </w:rPr>
+        <w:t>솔로</w:t>
+      </w:r>
+    </w:p>
+    <w:p>
+      <w:pPr>
+        <w:spacing w:line="324" w:lineRule="auto" w:after="80"/>
+      </w:pPr>
+      <w:r>
+        <w:rPr w:rFonts="맑은 고딕">
+          <w:rFonts w:ascii="맑은 고딕" w:hAnsi="맑은 고딕" w:eastAsia="맑은 고딕"/>
+          <w:b w:val="0"/>
+          <w:color w:val="6B7280"/>
+          <w:sz w:val="21"/>
+        </w:rPr>
+        <w:t xml:space="preserve">· </w:t>
+      </w:r>
+      <w:r>
+        <w:rPr w:rFonts="맑은 고딕">
+          <w:rFonts w:ascii="맑은 고딕" w:hAnsi="맑은 고딕" w:eastAsia="맑은 고딕"/>
+          <w:b/>
+          <w:color w:val="1F2937"/>
+          <w:sz w:val="21"/>
+        </w:rPr>
+        <w:t xml:space="preserve">아티스트 소개: </w:t>
+      </w:r>
+      <w:r>
+        <w:rPr w:rFonts="맑은 고딕">
+          <w:rFonts w:ascii="맑은 고딕" w:hAnsi="맑은 고딕" w:eastAsia="맑은 고딕"/>
+          <w:b w:val="0"/>
+          <w:sz w:val="21"/>
+        </w:rPr>
+        <w:t>브로드웨이 뮤지컬 무대에서 출발하여 헐리우드와 빌보드 차트를 동시에 제패한 20세기 가장 위대한 만능 엔터테이너이자 독보적인 보컬리스트입니다. 클래시컬한 기품과 대중적인 친화력을 결합한 완벽한 발성과 호흡 제어로 보컬 팝의 새로운 지평을 열었으며, 시대와 세대를 아우르는 음악적 아이콘으로 추앙받고 있습니다.</w:t>
+      </w:r>
+    </w:p>
+    <w:p>
+      <w:pPr>
+        <w:spacing w:line="324" w:lineRule="auto" w:before="200" w:after="80"/>
+      </w:pPr>
+      <w:r>
+        <w:rPr w:rFonts="맑은 고딕">
+          <w:rFonts w:ascii="맑은 고딕" w:hAnsi="맑은 고딕" w:eastAsia="맑은 고딕"/>
+          <w:b/>
+          <w:color w:val="1E3A8A"/>
+          <w:sz w:val="24"/>
+        </w:rPr>
+        <w:t>3. 음반 상세 분석</w:t>
+      </w:r>
+    </w:p>
+    <w:p>
+      <w:pPr>
+        <w:spacing w:line="324" w:lineRule="auto" w:after="80"/>
+      </w:pPr>
+      <w:r>
+        <w:rPr w:rFonts="맑은 고딕">
+          <w:rFonts w:ascii="맑은 고딕" w:hAnsi="맑은 고딕" w:eastAsia="맑은 고딕"/>
+          <w:b w:val="0"/>
+          <w:color w:val="6B7280"/>
+          <w:sz w:val="21"/>
+        </w:rPr>
+        <w:t xml:space="preserve">· </w:t>
+      </w:r>
+      <w:r>
+        <w:rPr w:rFonts="맑은 고딕">
+          <w:rFonts w:ascii="맑은 고딕" w:hAnsi="맑은 고딕" w:eastAsia="맑은 고딕"/>
+          <w:b/>
+          <w:color w:val="1F2937"/>
+          <w:sz w:val="21"/>
+        </w:rPr>
+        <w:t xml:space="preserve">역사적 위치: </w:t>
+      </w:r>
+      <w:r>
+        <w:rPr w:rFonts="맑은 고딕">
+          <w:rFonts w:ascii="맑은 고딕" w:hAnsi="맑은 고딕" w:eastAsia="맑은 고딕"/>
+          <w:b w:val="0"/>
+          <w:sz w:val="21"/>
+        </w:rPr>
+        <w:t>팝 음악과 정통 스탠더드 보컬, 그리고 브로드웨이 풍의 극적인 서사가 결합된 보컬 앨범의 교과서적 위치를 점하고 있습니다. 당대 최고의 오케스트레이션 편곡과 바브라 스트라이샌드의 완벽주의가 빚어낸 소리의 미학은 70~80년대 아날로그 팝 레코딩이 도달할 수 있는 최상의 사운드 스케이프를 보여줍니다.</w:t>
+      </w:r>
+    </w:p>
+    <w:p>
+      <w:pPr>
+        <w:spacing w:line="324" w:lineRule="auto" w:after="80"/>
+      </w:pPr>
+      <w:r>
+        <w:rPr w:rFonts="맑은 고딕">
+          <w:rFonts w:ascii="맑은 고딕" w:hAnsi="맑은 고딕" w:eastAsia="맑은 고딕"/>
+          <w:b w:val="0"/>
+          <w:color w:val="6B7280"/>
+          <w:sz w:val="21"/>
+        </w:rPr>
+        <w:t xml:space="preserve">· </w:t>
+      </w:r>
+      <w:r>
+        <w:rPr w:rFonts="맑은 고딕">
+          <w:rFonts w:ascii="맑은 고딕" w:hAnsi="맑은 고딕" w:eastAsia="맑은 고딕"/>
+          <w:b/>
+          <w:color w:val="1F2937"/>
+          <w:sz w:val="21"/>
+        </w:rPr>
+        <w:t xml:space="preserve">시대의 흔적(스토리텔링): </w:t>
+      </w:r>
+      <w:r>
+        <w:rPr w:rFonts="맑은 고딕">
+          <w:rFonts w:ascii="맑은 고딕" w:hAnsi="맑은 고딕" w:eastAsia="맑은 고딕"/>
+          <w:b w:val="0"/>
+          <w:sz w:val="21"/>
+        </w:rPr>
+        <w:t>아날로그 레코드가 음악 감상의 중심이자 낭만의 징표이던 시절, 깊어가는 밤 거실의 전축 앞에 둘러앉아 음악에 귀를 기울이던 시대의 따스한 공기를 머금고 있습니다. 은막 속 러브 스토리와 세련된 도시적 감수성이 교차하던 그 시절 청춘들의 사랑과 이별, 노스탤지어가 고풍스러운 멜로디 속에 고스란히 스며 있습니다.</w:t>
+      </w:r>
+    </w:p>
+    <w:p>
+      <w:pPr>
+        <w:spacing w:line="324" w:lineRule="auto" w:before="200" w:after="80"/>
+      </w:pPr>
+      <w:r>
+        <w:rPr w:rFonts="맑은 고딕">
+          <w:rFonts w:ascii="맑은 고딕" w:hAnsi="맑은 고딕" w:eastAsia="맑은 고딕"/>
+          <w:b/>
+          <w:color w:val="1E3A8A"/>
+          <w:sz w:val="24"/>
+        </w:rPr>
+        <w:t>4. 주요 수록곡 및 감상 제언</w:t>
+      </w:r>
+    </w:p>
+    <w:p>
+      <w:pPr>
+        <w:spacing w:line="324" w:lineRule="auto" w:after="80"/>
+      </w:pPr>
+      <w:r>
+        <w:rPr w:rFonts="맑은 고딕">
+          <w:rFonts w:ascii="맑은 고딕" w:hAnsi="맑은 고딕" w:eastAsia="맑은 고딕"/>
+          <w:b w:val="0"/>
+          <w:color w:val="6B7280"/>
+          <w:sz w:val="21"/>
+        </w:rPr>
+        <w:t xml:space="preserve">· </w:t>
+      </w:r>
+      <w:r>
+        <w:rPr w:rFonts="맑은 고딕">
+          <w:rFonts w:ascii="맑은 고딕" w:hAnsi="맑은 고딕" w:eastAsia="맑은 고딕"/>
+          <w:b/>
+          <w:color w:val="1F2937"/>
+          <w:sz w:val="21"/>
+        </w:rPr>
+        <w:t xml:space="preserve">주요 수록곡 특징: </w:t>
+      </w:r>
+      <w:r>
+        <w:rPr w:rFonts="맑은 고딕">
+          <w:rFonts w:ascii="맑은 고딕" w:hAnsi="맑은 고딕" w:eastAsia="맑은 고딕"/>
+          <w:b w:val="0"/>
+          <w:sz w:val="21"/>
+        </w:rPr>
+        <w:t>아카데미 주제가상을 빛낸 'The Way We Were'의 가슴 저미는 노스탤지어와 'Evergreen'이 자아내는 숭고한 낭만, 그리고 초기 대표작인 'People'의 드라마틱한 가창력 등 바브라 스트라이샌드 예술 세계의 정점을 장식하는 트랙들이 균형감 있게 배치되어 있습니다.</w:t>
+      </w:r>
+    </w:p>
+    <w:p>
+      <w:pPr>
+        <w:spacing w:line="324" w:lineRule="auto" w:after="80"/>
+      </w:pPr>
+      <w:r>
+        <w:rPr w:rFonts="맑은 고딕">
+          <w:rFonts w:ascii="맑은 고딕" w:hAnsi="맑은 고딕" w:eastAsia="맑은 고딕"/>
+          <w:b w:val="0"/>
+          <w:color w:val="6B7280"/>
+          <w:sz w:val="21"/>
+        </w:rPr>
+        <w:t xml:space="preserve">· </w:t>
+      </w:r>
+      <w:r>
+        <w:rPr w:rFonts="맑은 고딕">
+          <w:rFonts w:ascii="맑은 고딕" w:hAnsi="맑은 고딕" w:eastAsia="맑은 고딕"/>
+          <w:b/>
+          <w:color w:val="1F2937"/>
+          <w:sz w:val="21"/>
+        </w:rPr>
+        <w:t xml:space="preserve">빈티지 감상 제언: </w:t>
+      </w:r>
+      <w:r>
+        <w:rPr w:rFonts="맑은 고딕">
+          <w:rFonts w:ascii="맑은 고딕" w:hAnsi="맑은 고딕" w:eastAsia="맑은 고딕"/>
+          <w:b w:val="0"/>
+          <w:sz w:val="21"/>
+        </w:rPr>
+        <w:t>진공관 앰프의 은은한 온기와 중음역대의 질감이 살아있는 탄노이나 JBL 스피커를 매칭하여 감상할 것을 권합니다. 바늘이 소리골을 스치며 터져 나오는 스트링 섹션의 풍성함과 바브라의 섬세한 비브라토, 숨소리 하나까지 생생하게 전달되어 마치 눈앞에서 독창회를 마주하는 듯한 임장감을 안겨줍니다.</w:t>
+      </w:r>
+    </w:p>
+    <w:p>
+      <w:pPr>
+        <w:spacing w:line="324" w:lineRule="auto" w:after="80"/>
+      </w:pPr>
+      <w:r>
+        <w:rPr w:rFonts="맑은 고딕">
+          <w:rFonts w:ascii="맑은 고딕" w:hAnsi="맑은 고딕" w:eastAsia="맑은 고딕"/>
+          <w:b w:val="0"/>
+          <w:color w:val="6B7280"/>
+          <w:sz w:val="21"/>
+        </w:rPr>
+        <w:t xml:space="preserve">· </w:t>
+      </w:r>
+      <w:r>
+        <w:rPr w:rFonts="맑은 고딕">
+          <w:rFonts w:ascii="맑은 고딕" w:hAnsi="맑은 고딕" w:eastAsia="맑은 고딕"/>
+          <w:b/>
+          <w:color w:val="1F2937"/>
+          <w:sz w:val="21"/>
+        </w:rPr>
+        <w:t xml:space="preserve">소장 가치: </w:t>
+      </w:r>
+      <w:r>
+        <w:rPr w:rFonts="맑은 고딕">
+          <w:rFonts w:ascii="맑은 고딕" w:hAnsi="맑은 고딕" w:eastAsia="맑은 고딕"/>
+          <w:b w:val="0"/>
+          <w:sz w:val="21"/>
+        </w:rPr>
+        <w:t>뛰어난 마스터링과 정갈한 프레싱 기술이 결합된 음반으로, 바이닐 컬렉터에게는 바브라 스트라이샌드의 전성기 미학을 가장 단정하고 농밀한 음향으로 간직할 수 있는 귀중한 마스터피스입니다.</w:t>
+      </w:r>
+    </w:p>
+    <w:p>
+      <w:pPr>
+        <w:spacing w:line="324" w:lineRule="auto" w:after="120" w:before="160"/>
+      </w:pPr>
+      <w:r>
+        <w:rPr w:rFonts="맑은 고딕">
+          <w:rFonts w:ascii="맑은 고딕" w:hAnsi="맑은 고딕" w:eastAsia="맑은 고딕"/>
+          <w:b/>
+          <w:color w:val="4338CA"/>
+          <w:sz w:val="21"/>
+        </w:rPr>
+        <w:t>이 음반을 통해 아날로그의 품격 있는 숨결과 세월을 뛰어넘어 전해주는 감동을 다시 한번 경험해 보시는 것은 어떨까요?</w:t>
       </w:r>
     </w:p>
     <w:sectPr>
       <w:pgSz w:w="12240" w:h="15840"/>
-      <w:pgMar w:top="1440" w:right="1440" w:bottom="1440" w:left="1440" w:header="720" w:footer="720" w:gutter="0"/>
+      <w:pgMar w:top="1152" w:right="1296" w:bottom="1152" w:left="1296" w:header="720" w:footer="720" w:gutter="0"/>
       <w:cols w:space="720"/>
       <w:docGrid w:linePitch="360"/>
     </w:sectPr>

--- a/word_reports/LP_0068_위치_143_Barbra Streisand_New Gold.docx
+++ b/word_reports/LP_0068_위치_143_Barbra Streisand_New Gold.docx
@@ -32,7 +32,7 @@
     </w:p>
     <w:p>
       <w:pPr>
-        <w:spacing w:line="324" w:lineRule="auto" w:before="80" w:after="160"/>
+        <w:spacing w:line="324" w:lineRule="auto" w:before="80" w:after="120"/>
       </w:pPr>
       <w:r>
         <w:rPr w:rFonts="맑은 고딕">
@@ -42,13 +42,6 @@
           <w:sz w:val="22"/>
         </w:rPr>
         <w:t xml:space="preserve">[음반 소개] </w:t>
-      </w:r>
-      <w:r>
-        <w:rPr w:rFonts="맑은 고딕">
-          <w:rFonts w:ascii="맑은 고딕" w:hAnsi="맑은 고딕" w:eastAsia="맑은 고딕"/>
-          <w:b w:val="0"/>
-          <w:sz w:val="21"/>
-        </w:rPr>
       </w:r>
     </w:p>
     <w:p>
@@ -61,7 +54,33 @@
           <w:b w:val="0"/>
           <w:sz w:val="21"/>
         </w:rPr>
-        <w:t>은막과 무대를 넘나들며 인류 대중음악사에 불멸의 발자취를 남긴 디바, 바브라 스트라이샌드의 찬란한 황금기를 응축한 음반입니다. 그녀 특유의 정교한 감정선과 압도적인 가창력, 그리고 극적인 호소력으로 채워진 시대를 초월한 명곡들이 유려한 선율을 따라 고스란히 펼쳐집니다. 벨벳처럼 부드러우면서도 단단한 울림을 지닌 그녀의 보이스는 듣는 이의 마음 깊은 곳을 어루만지며 짙은 서정의 심연으로 이끕니다. 20세기 보컬 팝의 정점이자 드라마틱한 오케스트레이션이 빚어낸 궁극의 서사가 아날로그 바이닐의 숨결을 타고 찬연하게 되살아납니다.</w:t>
+        <w:t>바브라 스트라이샌드(Barbra Streisand)라는 이름 석 자는 20세기 대중음악사와 브로드웨이 무대, 나아가 할리우드 은막을 통틀어 가장 찬란하게 빛난 독보적 예술성의 동의어입니다. 그녀의 목소리는 단순한 음성의 차원을 넘어 인간의 심연에 자리한 희로애락을 가장 극적이고도 우아한 선율로 치환해 내는 경이로운 악기였습니다. 본 앨범 『New Gold Disc』는 아날로그 음향의 황금기에 기획되어, 그녀가 전성기 시절 남긴 불멸의 명창들을 가장 순도 높은 감수성으로 엮어낸 기념비적인 마스터피스입니다. 시대의 유행에 휩쓸리지 않고 오직 목소리 하나로 정면 승부했던 그녀의 당당한 예술적 궤적이 이 한 장의 바이닐에 고스란히 응축되어 있습니다.</w:t>
+      </w:r>
+    </w:p>
+    <w:p>
+      <w:pPr>
+        <w:spacing w:line="324" w:lineRule="auto" w:after="120"/>
+      </w:pPr>
+      <w:r>
+        <w:rPr w:rFonts="맑은 고딕">
+          <w:rFonts w:ascii="맑은 고딕" w:hAnsi="맑은 고딕" w:eastAsia="맑은 고딕"/>
+          <w:b w:val="0"/>
+          <w:sz w:val="21"/>
+        </w:rPr>
+        <w:t>당대 최고의 오디오파일을 지향하던 기획력 아래 탄생한 이 음반은, 바브라 스트라이샌드가 구축한 거대한 서정의 성채를 일목요연하게 조망합니다. 브로드웨이의 고전적인 품격과 팝 음악 특유의 친밀한 멜로디, 그리고 웅장한 오케스트레이션이 완벽한 삼위일체를 이루며 듣는 이를 압도합니다. 그녀가 전하고자 했던 예술적 철학은 언제나 ‘진실성’에 뿌리를 두고 있었습니다. 꾸밈없는 감정의 파고, 숨소리 하나조차 극적 서사로 치환하는 섬세한 테크닉, 그리고 폭발적인 성량 뒤에 숨겨진 인간 본연의 고독과 애틋함은 이 앨범을 관통하는 가장 핵심적인 울림입니다.</w:t>
+      </w:r>
+    </w:p>
+    <w:p>
+      <w:pPr>
+        <w:spacing w:line="324" w:lineRule="auto" w:after="120"/>
+      </w:pPr>
+      <w:r>
+        <w:rPr w:rFonts="맑은 고딕">
+          <w:rFonts w:ascii="맑은 고딕" w:hAnsi="맑은 고딕" w:eastAsia="맑은 고딕"/>
+          <w:b w:val="0"/>
+          <w:sz w:val="21"/>
+        </w:rPr>
+        <w:t>수십 년의 세월이 흐른 오늘날에도 이 음반이 퇴색하지 않는 온기를 품고 있는 까닭은, 그 시절 아날로그 레코딩이 담아낸 ‘시간의 결’이 그녀의 목소리와 완벽한 화학작용을 일으키기 때문입니다. 매끄럽게 정제된 디지털 사운드에서는 결코 흉내 낼 수 없는 오케스트라 현악의 풍성한 잔향과 바브라의 폐부 깊은 곳에서 터져 나오는 호흡의 질감은, 회색빛 일상을 살아가는 현대인들에게 잃어버린 낭만과 깊은 정서적 정화를 선사합니다. 『New Gold Disc』는 단순한 히트곡의 나열을 넘어, 한 위대한 보컬리스트가 시대에 바친 가장 눈부신 연서(戀書)이자 불멸의 예술적 유산입니다.</w:t>
       </w:r>
     </w:p>
     <w:p>
@@ -168,7 +187,7 @@
           <w:b w:val="0"/>
           <w:sz w:val="21"/>
         </w:rPr>
-        <w:t>1970년대 전성기 시절 CBS/Sony를 비롯한 유수의 오디오파일 레이블에서 그녀의 음악적 정수를 집대성하여 선보인 프리미엄 골드 디스크 베스트 셀렉션 앨범입니다.</w:t>
+        <w:t>아날로그 음향의 전성기였던 1970년대, CBS/Sony의 엄격하고 정밀한 오디오파일급 마스터링 기술을 바탕으로 아티스트의 정수를 집대성하여 선보인 프리미엄 기획 컴필레이션 음반입니다.</w:t>
       </w:r>
     </w:p>
     <w:p>
@@ -199,7 +218,7 @@
           <w:b w:val="0"/>
           <w:sz w:val="21"/>
         </w:rPr>
-        <w:t>발매 당시 하이파이 오디오 애호가들과 팝 컬렉터들 사이에서 필청반으로 각광받으며 꾸준한 스테디셀러를 기록하였고, 아시아 및 글로벌 시장 전역에서 품격 높은 애장반으로 큰 사랑을 받았습니다.</w:t>
+        <w:t>발매 당시 탁월한 음질과 매력적인 선곡으로 하이파이 오디오 애호가들과 대중음악 팬들 사이에서 필청반으로 자리 잡으며 국경을 넘어 장기간 스테디셀러를 기록했습니다.</w:t>
       </w:r>
     </w:p>
     <w:p>
@@ -230,7 +249,7 @@
           <w:b w:val="0"/>
           <w:sz w:val="21"/>
         </w:rPr>
-        <w:t>그래미 어워드(Grammy Awards) 다수 수상 및 오스카(Oscar), 토니(Tony), 에미(Emmy)를 모두 석권한 유일무이한 EGOT 아티스트의 정통 명작들을 총망라하며 비평과 상업성 양면에서 찬사를 받았습니다.</w:t>
+        <w:t>앨범에 수록된 다수의 원곡들은 그래미 어워즈(Grammy Awards) '올해의 노래', 아카데미 시상식(Academy Awards) 및 골든 글로브(Golden Globe) 주제가상을 석권하며 역사적 권위를 증명받았습니다.</w:t>
       </w:r>
     </w:p>
     <w:p>
@@ -275,7 +294,7 @@
           <w:b w:val="0"/>
           <w:sz w:val="21"/>
         </w:rPr>
-        <w:t>미국 (USA)</w:t>
+        <w:t>미국 (United States)</w:t>
       </w:r>
     </w:p>
     <w:p>
@@ -337,7 +356,7 @@
           <w:b w:val="0"/>
           <w:sz w:val="21"/>
         </w:rPr>
-        <w:t>솔로</w:t>
+        <w:t>솔로 (Solo)</w:t>
       </w:r>
     </w:p>
     <w:p>
@@ -368,7 +387,7 @@
           <w:b w:val="0"/>
           <w:sz w:val="21"/>
         </w:rPr>
-        <w:t>브로드웨이 뮤지컬 무대에서 출발하여 헐리우드와 빌보드 차트를 동시에 제패한 20세기 가장 위대한 만능 엔터테이너이자 독보적인 보컬리스트입니다. 클래시컬한 기품과 대중적인 친화력을 결합한 완벽한 발성과 호흡 제어로 보컬 팝의 새로운 지평을 열었으며, 시대와 세대를 아우르는 음악적 아이콘으로 추앙받고 있습니다.</w:t>
+        <w:t>팝과 뮤지컬, 영화 음악의 경계를 자유로이 넘나들며 대중예술의 최정점에 오른 세기의 디바입니다. 에미(Emmy), 그래미(Grammy), 오스카(Oscar), 토니(Tony)를 모두 석권하는 이른바 ‘EGOT’의 영예를 안았으며, 압도적인 가창력과 드라마틱한 곡 해석력으로 미국 대중문화의 살아있는 전설로 추앙받고 있습니다.</w:t>
       </w:r>
     </w:p>
     <w:p>
@@ -413,7 +432,7 @@
           <w:b w:val="0"/>
           <w:sz w:val="21"/>
         </w:rPr>
-        <w:t>팝 음악과 정통 스탠더드 보컬, 그리고 브로드웨이 풍의 극적인 서사가 결합된 보컬 앨범의 교과서적 위치를 점하고 있습니다. 당대 최고의 오케스트레이션 편곡과 바브라 스트라이샌드의 완벽주의가 빚어낸 소리의 미학은 70~80년대 아날로그 팝 레코딩이 도달할 수 있는 최상의 사운드 스케이프를 보여줍니다.</w:t>
+        <w:t>20세기 전통 보컬 팝(Traditional Pop)과 현대적 팝 발라드가 가장 이상적으로 교차하던 황금기를 대표하는 음반입니다. 스트라이샌드의 청년기 보컬이 지닌 가장 유연하고 풍성한 음색을 단 한 장의 LP로 집약해 팝 보컬사(史)의 한 이정표를 제시했습니다.</w:t>
       </w:r>
     </w:p>
     <w:p>
@@ -444,7 +463,7 @@
           <w:b w:val="0"/>
           <w:sz w:val="21"/>
         </w:rPr>
-        <w:t>아날로그 레코드가 음악 감상의 중심이자 낭만의 징표이던 시절, 깊어가는 밤 거실의 전축 앞에 둘러앉아 음악에 귀를 기울이던 시대의 따스한 공기를 머금고 있습니다. 은막 속 러브 스토리와 세련된 도시적 감수성이 교차하던 그 시절 청춘들의 사랑과 이별, 노스탤지어가 고풍스러운 멜로디 속에 고스란히 스며 있습니다.</w:t>
+        <w:t>격동과 혼란이 교차하던 1970년대, 낭만적 사랑과 삶의 위안을 갈구하던 대중들에게 그녀의 목소리는 따스한 도피처였습니다. 전축 바늘이 내려앉을 때 흐르던 그녀의 노래는 당시 청춘들에게는 사랑의 서약이었고, 고단한 현대인들에게는 시대를 버텨내게 한 정서적 버팀목이었습니다.</w:t>
       </w:r>
     </w:p>
     <w:p>
@@ -489,7 +508,7 @@
           <w:b w:val="0"/>
           <w:sz w:val="21"/>
         </w:rPr>
-        <w:t>아카데미 주제가상을 빛낸 'The Way We Were'의 가슴 저미는 노스탤지어와 'Evergreen'이 자아내는 숭고한 낭만, 그리고 초기 대표작인 'People'의 드라마틱한 가창력 등 바브라 스트라이샌드 예술 세계의 정점을 장식하는 트랙들이 균형감 있게 배치되어 있습니다.</w:t>
+        <w:t>아련한 노스탤지어와 절제된 슬픔의 미학을 전하는 "The Way We Were(추억)", 브로드웨이 무대의 드라마틱한 호흡과 인간에 대한 연민이 묻어나는 "People", 그리고 영원한 사랑을 맹세하는 찬란한 명곡 "Evergreen" 등 바브라 스트라이샌드 예술의 정점들이 유려하게 펼쳐집니다.</w:t>
       </w:r>
     </w:p>
     <w:p>
@@ -520,7 +539,7 @@
           <w:b w:val="0"/>
           <w:sz w:val="21"/>
         </w:rPr>
-        <w:t>진공관 앰프의 은은한 온기와 중음역대의 질감이 살아있는 탄노이나 JBL 스피커를 매칭하여 감상할 것을 권합니다. 바늘이 소리골을 스치며 터져 나오는 스트링 섹션의 풍성함과 바브라의 섬세한 비브라토, 숨소리 하나까지 생생하게 전달되어 마치 눈앞에서 독창회를 마주하는 듯한 임장감을 안겨줍니다.</w:t>
+        <w:t>진공관 앰프의 부드럽고 두터운 질감 속에서 감상할 때 본 앨범의 진가가 온전히 드러납니다. 카트리지가 소릿골을 스치며 전해오는 풍성한 현악 세션의 배음과, 바브라가 숨을 들이켜고 내뱉는 미세한 순간의 공기감까지 놓치지 않고 음미해 보시길 권합니다.</w:t>
       </w:r>
     </w:p>
     <w:p>
@@ -551,7 +570,7 @@
           <w:b w:val="0"/>
           <w:sz w:val="21"/>
         </w:rPr>
-        <w:t>뛰어난 마스터링과 정갈한 프레싱 기술이 결합된 음반으로, 바이닐 컬렉터에게는 바브라 스트라이샌드의 전성기 미학을 가장 단정하고 농밀한 음향으로 간직할 수 있는 귀중한 마스터피스입니다.</w:t>
+        <w:t>뛰어난 프레싱 기술로 제작된 골드 디스크 특유의 정숙한 배경 노이즈와 넓은 다이내믹 레인지를 자랑합니다. 스트라이샌드의 찬란한 전성기 보컬 미학을 아날로그의 따뜻한 온기로 간직할 수 있어, LP 컬렉터라면 반드시 턴테이블 곁에 꽂아두어야 할 명반입니다.</w:t>
       </w:r>
     </w:p>
     <w:p>
@@ -565,7 +584,7 @@
           <w:color w:val="4338CA"/>
           <w:sz w:val="21"/>
         </w:rPr>
-        <w:t>이 음반을 통해 아날로그의 품격 있는 숨결과 세월을 뛰어넘어 전해주는 감동을 다시 한번 경험해 보시는 것은 어떨까요?</w:t>
+        <w:t>이 음반을 통해 바브라 스트라이샌드의 고결한 숨결과 아날로그 바이닐이 전해주는 감동을 다시 한번 경험해 보시는 것은 어떨까요?</w:t>
       </w:r>
     </w:p>
     <w:sectPr>
